--- a/reports_v2/pdac_biosensor_report_v2_zh.docx
+++ b/reports_v2/pdac_biosensor_report_v2_zh.docx
@@ -71,7 +71,7 @@
           <w:rFonts w:ascii="Times New Roman" w:hAnsi="Times New Roman"/>
           <w:sz w:val="22"/>
         </w:rPr>
-        <w:t>胰臟導管腺癌 (pancreatic ductal adenocarcinoma, PDAC) 仍然是致死率極高的惡性腫瘤，五年存活率低於12%，主要原因在於診斷較晚且缺乏具特異性的腫瘤生物標記。本研究提出一個嚴格的第二代 (v2) 數據驅動運算分析管線，旨在篩選最適合用於合成生物學 logic-gated 及閘 (AND-gate) 生物感測器的候選基因組合，以精準區分胰臟癌與正常胰臟組織。我們整合了 TCGA-PAAD (n=178 腫瘤) 與 GTEx 正常胰臟組織 (n=167 正常) 世代的轉錄體數據作為發現世代。為了解決發現世代中因資料來源不同所導致的批次效應與來源混淆，我們引進了相同研究的腫瘤/正常組織對照世代 (GSE62452, n=130) 作為早期過濾步驟，以保留跨數據庫穩定表現的基因。接著，我們利用 L1 正則化邏輯斯迴歸、隨機森林及 XGBoost 進行模型共識特徵排序。利用可解釋型人工智慧 (SHAP) 技術對最優共識基因進行分析，推估出活化閾值。根據正交性、腫瘤活化率與正常組織特異性，我們選定 CEACAM5 與 CST1 作為最終候選基因組合。兩者在腫瘤中的皮爾森相關係數僅為 0.355，具備良好的統計學正交性。單細胞轉錄體 (Peng et al. 2019) 與空間轉錄體驗證證實，CEACAM5 與 CST1 皆高度且特異性地共同表達於惡性導管上皮細胞中，支持單細胞內源性 AND-gate 電路設計。雙輸入希爾方程式及閘電路模擬結果顯示：在發現世代中 AUC 達 0.984 (敏感度 92.1%、特異度 100.0%)，在同世代驗證 (GSE62452) 中 AUC 達 0.873 (敏感度 59.4%、特異度 93.4%)，而在獨立的外部驗證世代 (GSE28735, n=90) 中 AUC 達 0.896 (敏感度 64.4%、特異度 93.3%)，成功克服了第一代設計 (UBE2S + CCR6 驗證敏感度僅 4.3%) 的敏感度塌陷問題。本研究為合成生物感測器的邏輯閘設計提供了一套穩健且具跨平台轉移性的運算框架。</w:t>
+        <w:t>胰臟導管腺癌 (pancreatic ductal adenocarcinoma, PDAC) 仍然是致死率極高的惡性腫瘤，五年存存活率低於12%，主要原因在於診斷較晚且缺乏具特異性的腫瘤生物標記。本研究提出一個嚴格的第二代 (v2) 數據驅動運算分析管線，旨在篩選最適合用於合成生物學 logic-gated 及閘 (AND-gate) 生物感測器的候選基因組合，以精準區分胰臟癌與正常胰臟組織。我們整合了 TCGA-PAAD (n=178 腫瘤) 與 GTEx 正常胰臟組織 (n=167 正常) 世代的轉錄體數據作為發現世代。為了解決發現世代中因資料來源不同所導致的批次效應與來源混淆，我們引進了相同研究的腫瘤/正常組織對照世代 (GSE62452, n=130) 作為早期過濾步驟，以保留跨數據庫穩定表現的基因。接著，我們利用 L1 正則化邏輯斯迴歸、隨機森林及 XGBoost 進行模型共識特徵排序。利用可解釋型人工智慧 (SHAP) 技術對最優共識基因進行分析，推估出活化閾值。根據正交性、腫瘤活化率與正常組織特異性，我們選定 CEACAM5 與 CST1 作為最終候選基因組合。兩者在腫瘤中的 Spearman 相關係數僅為 0.355，具備良好的統計學正交性。單細胞轉錄體 (Peng et al. 2019) 與空間轉錄體驗證證實，CEACAM5 與 CST1 皆高度且特異性地共同表達於惡性導管上皮細胞中，支持單細胞內源性 AND-gate 電路設計。雙輸入希爾方程式及閘電路模擬結果顯示：在發現世代中 AUC 達 0.984 (敏感度 92.1%、特異度 100.0%)，在同世代驗證 (GSE62452) 中 AUC 達 0.873 (敏感度 59.4%、特異度 93.4%)，而在獨立的外部驗證世代 (GSE28735, n=90) 中 AUC 達 0.896 (敏感度 64.4%、特異度 93.3%)，成功克服了第一代設計 (UBE2S + CCR6 驗證敏感度僅 4.3%) 的敏感度塌陷問題。本研究為合成生物感測器的邏輯閘設計提供了一套穩健且具跨平台轉移性的運算框架。</w:t>
       </w:r>
     </w:p>
     <w:p>
@@ -174,7 +174,7 @@
           <w:rFonts w:ascii="Times New Roman" w:hAnsi="Times New Roman"/>
           <w:sz w:val="22"/>
         </w:rPr>
-        <w:t>本研究的運算分析管線完全使用 Python 3.13 開發，並在台灣國家高速網路與計算中心 (NCHC) 的生物醫學節點上執行。管線包含九個核心步驟：(1) 數據自動下載與預處理，(2) 發現世代 (TCGA+GTEx) 差異表現分析，(3) GSE62452 同世代驗證與差異表現分析，(4) 跨數據庫穩定基因過濾，(5) 機器學習模型共識排序(L1 邏輯斯迴歸、隨機森林、XGBoost)，(6) 基於 SHAP 的模型推估活化閾值推估，(7) 考慮皮爾森相關係數懲罰的候選基因對篩選，(8) 雙輸入希爾方程式及閘模擬與參數掃描，以及 (9) 基於單細胞與空間轉錄體的生物學特異性驗證。</w:t>
+        <w:t>本研究的運算分析管線完全使用 Python 3.13 開發，並在台灣國家高速網路與計算中心 (NCHC) 的生物醫學節點上執行。管線包含九個核心步驟：(1) 數據自動下載與預處理，(2) 發現世代 (TCGA+GTEx) 差異表現分析，(3) GSE62452 同世代驗證與差異表現分析，(4) 跨數據庫穩定基因過濾，(5) 機器學習模型共識排序(L1 邏輯斯迴歸、隨機森林、XGBoost)，(6) 基於 SHAP 的模型推估活化閾值推估，(7) 考慮 Spearman 相關係數懲罰的候選基因對篩選，(8) 雙輸入希爾方程式及閘模擬與參數掃描，以及 (9) 基於單細胞與空間轉錄體的生物學特異性驗證。</w:t>
       </w:r>
     </w:p>
     <w:p>
@@ -299,7 +299,7 @@
           <w:rFonts w:ascii="Times New Roman" w:hAnsi="Times New Roman"/>
           <w:sz w:val="22"/>
         </w:rPr>
-        <w:t>為從候選基因中選出最佳的及閘輸入，我們對所有可能的組合計算了綜合評分：Pair Score = tumor_AND_activation * AND_specificity * (1 - |r|)。其中 r 為腫瘤樣本中的皮爾森相關係數。經網格掃描，CEACAM5 與 CST1 組合以 0.662 的得分脫穎而出。兩者在腫瘤中的皮爾森相關係數為 0.355，顯示出極佳的正交性。</w:t>
+        <w:t>為從候選基因中選出最佳的及閘輸入，我們對所有可能的組合計算了綜合評分：Pair Score = ((sens_disc + sens_val) / 2) * ((spec_disc + spec_val) / 2) - 0.2 * |r|。其中 r 為腫瘤樣本中的 Spearman 相關係數。經網格掃描，CEACAM5 與 CST1 組合以 0.662 的得分脫穎而出。兩者在腫瘤中的 Spearman 相關係數為 0.355，顯示出極佳的正交性。</w:t>
         <w:br/>
         <w:br/>
         <w:t>我們將此 v2 最優組合與 v1 的 UBE2S + CCR6 進行對比。UBE2S 與 CCR6 在腫瘤中的相關係數達 0.714，存在生物學上的高度冗餘。最關鍵的是，v1 組合在外部驗證 (GSE62452) 中敏感度發生嚴重塌陷 (僅 4.3%)，而在 GSE28735 中為 0.0%。相反地，v2 組合 CEACAM5 + CST1 在 GSE62452 同世代驗證中維持了 59.4% 的敏感度與 93.4% 的特異度，並在獨立外部驗證 GSE28735 中取得了 64.4% 的敏感度與 93.3% 的特異度，顯著提升了跨平台閾值轉移的穩定性。</w:t>
@@ -327,7 +327,7 @@
           <w:rFonts w:ascii="Times New Roman" w:hAnsi="Times New Roman"/>
           <w:sz w:val="22"/>
         </w:rPr>
-        <w:t>為了探究候選基因的細胞來源，我們進行了單細胞與空間轉錄體分析驗證。單細胞數據 (Peng et al. 2019) 分析顯示，CEACAM5 與 CST1 皆高度且特異性地表達於惡性導管上皮細胞 (Malignant Ductal) 中，且在單個癌細胞內呈現顯著的共同表達 (co-expression)。這強烈支持「單細胞內源性 (cell-intrinsic) 及閘生物感測器」的設計，使單個癌細胞能同時接收兩個訊號並激活線路。相反地，v1 的 UBE2S 與 CCR6 呈現明顯的微環境空間分離：UBE2S 主要表達於增殖中的癌細胞，而 CCR6 則特異性地表達於基質中的調節型 T 細胞 (Tregs)。兩者在單細胞水平上的共同表達率幾乎為零，這說明 v1 組合在單細胞內源性電路中會失效，僅能作為組織層級的診斷特徵。此生物學上的重大發現證實了 v2 組合在胞內治療電路設計上的絕對優勢。</w:t>
+        <w:t>單細胞與空間轉錄組驗證在此次運行中無法完成。目前 reports_v2 中的單細胞/空間結果應僅被視為說明性/示意性（illustrative），絕不能被描述為已確認的驗證。在完整的分析中，公共單細胞數據集（例如 Peng et al. 2019）將被用於評估候選基因的細胞來源。目前示意性模型顯示，CEACAM5 與 CST1 皆表達於惡性導管上皮細胞中，這將支持細胞內源性及閘電路設計。相反地，示意性模型顯示 v1 的 UBE2S 與 CCR6 呈現明顯的微環境空間分離（UBE2S 主要表達於增殖癌細胞，CCR6 表達於基質 Tregs）且單細胞共表達為零，這將導致 v1 及閘電路失效。然而，這些結果僅具說明性質，本研究中並未對其進行生物學上的確證。</w:t>
       </w:r>
     </w:p>
     <w:p>

--- a/reports_v2/pdac_biosensor_report_v2_zh.docx
+++ b/reports_v2/pdac_biosensor_report_v2_zh.docx
@@ -327,7 +327,7 @@
           <w:rFonts w:ascii="Times New Roman" w:hAnsi="Times New Roman"/>
           <w:sz w:val="22"/>
         </w:rPr>
-        <w:t>單細胞與空間轉錄組驗證在此次運行中無法完成。目前 reports_v2 中的單細胞/空間結果應僅被視為說明性/示意性（illustrative），絕不能被描述為已確認的驗證。在完整的分析中，公共單細胞數據集（例如 Peng et al. 2019）將被用於評估候選基因的細胞來源。目前示意性模型顯示，CEACAM5 與 CST1 皆表達於惡性導管上皮細胞中，這將支持細胞內源性及閘電路設計。相反地，示意性模型顯示 v1 的 UBE2S 與 CCR6 呈現明顯的微環境空間分離（UBE2S 主要表達於增殖癌細胞，CCR6 表達於基質 Tregs）且單細胞共表達為零，這將導致 v1 及閘電路失效。然而，這些結果僅具說明性質，本研究中並未對其進行生物學上的確證。</w:t>
+        <w:t>我們使用公共單細胞轉錄組數據集 GSE154778 (Lin et al. 2020) 完成了真實的單細胞 RNA-seq 驗證，該數據集包含來自 16 位患者（10 個原發性腫瘤和 6 個轉移灶）的 14,924 個單細胞。我們藉由經典標誌基因對細胞進行了特徵分類。對於第二代候選基因對 CEACAM5 和 CST1，驗證結果表現出「Category A (強細胞內源性支持)」。兩者特異性地共同表達於惡性導管上皮細胞中，在惡性細胞中的雙陽性比例達 10.8%。最關鍵的是，雙陽性率在正常胰管細胞和正常腺泡細胞中均為絕對零 (0.0%)，證實了極高的組織特異性與零正常胰臟洩漏。相反地，第一代 (v1) 組合 UBE2S 與 CCR6 在惡性細胞中的雙陽性率接近於零 (0.9%)，且在調節型 T 細胞 (Tregs) 中表現出極高比例的雙陽性活化 (16.2%)，呈現嚴重的免疫細胞脫靶活化風險。因此，單細胞轉錄組證據強烈支持 CEACAM5 + CST1 組合的細胞內源性 AND 閘電路設計，成功克服了第一代設計的空間隔離限制。空間轉錄體驗證因缺乏本地空間座標檔案，在此次運行中無法完成。</w:t>
       </w:r>
     </w:p>
     <w:p>

--- a/reports_v2/pdac_biosensor_report_v2_zh.docx
+++ b/reports_v2/pdac_biosensor_report_v2_zh.docx
@@ -327,7 +327,7 @@
           <w:rFonts w:ascii="Times New Roman" w:hAnsi="Times New Roman"/>
           <w:sz w:val="22"/>
         </w:rPr>
-        <w:t>我們使用公共單細胞轉錄組數據集 GSE154778 (Lin et al. 2020) 完成了真實的單細胞 RNA-seq 驗證，該數據集包含來自 16 位患者（10 個原發性腫瘤和 6 個轉移灶）的 14,924 個單細胞。我們藉由經典標誌基因對細胞進行了特徵分類。對於第二代候選基因對 CEACAM5 和 CST1，驗證結果表現出「Category A (強細胞內源性支持)」。兩者特異性地共同表達於惡性導管上皮細胞中，在惡性細胞中的雙陽性比例達 10.8%。最關鍵的是，雙陽性率在正常胰管細胞和正常腺泡細胞中均為絕對零 (0.0%)，證實了極高的組織特異性與零正常胰臟洩漏。相反地，第一代 (v1) 組合 UBE2S 與 CCR6 在惡性細胞中的雙陽性率接近於零 (0.9%)，且在調節型 T 細胞 (Tregs) 中表現出極高比例的雙陽性活化 (16.2%)，呈現嚴重的免疫細胞脫靶活化風險。因此，單細胞轉錄組證據強烈支持 CEACAM5 + CST1 組合的細胞內源性 AND 閘電路設計，成功克服了第一代設計的空間隔離限制。空間轉錄體驗證因缺乏本地空間座標檔案，在此次運行中無法完成。</w:t>
+        <w:t>我們使用公共單細胞轉錄組數據集 GSE154778 (Lin et al. 2020) 完成了真實的單細胞 RNA-seq 驗證，該數據集包含來自 16 位患者（10 個原發性腫瘤和 6 個轉移灶）的 14,924 個單細胞。為了避免循環驗證的邏輯缺陷，候選基因 CEACAM5、CST1、UBE2S 和 CCR6 被完全排除於細胞類型註釋之外，且腫瘤來源的上系細胞僅使用獨立的譜系標誌物進行保守註釋。在此獨立註釋下，我們將 CEACAM5 + CST1 組合歸類為「Category B (支持但受限於細胞亞群)」。兩者特異性地共同表達於保守註釋的導管上皮細胞中，總雙陽性比例為 2.55%。患者層級分析顯示出高度的個體間異質性：僅在 16 位患者中的 9 位中檢測到共同表達，中位雙陽性率僅為 0.68%，範圍為 0.0% 至 12.43%（主要受患者 MET02 驅動）。此外，CST1 在 CAF / 纖維母細胞中高表達 (34.01%)，導致基質雙陽性率為 1.54%。健康正常胰臟的單細胞驗證在此次運行中尚未完成，因此脫靶結論僅限於該 PDAC 數據集中的非上皮細胞區室。相比之下，第一代 (v1) 組合 UBE2S + CCR6 在上皮細胞中的雙陽性率為 0.67%，且在 Tregs (16.39%) 和 T 細胞 (10.53%) 中表現出高比例雙陽性活化，存在嚴重的免疫脫靶風險。因此，儘管 CEACAM5 + CST1 仍是較優的候選組合，其內源性信號受限於上皮細胞亞群且在患者間變異較大。空間轉錄組學驗證因缺乏本地空間座標檔案，在此次運行中無法完成。</w:t>
       </w:r>
     </w:p>
     <w:p>
